--- a/Lab-5/Lab5_Report.docx
+++ b/Lab-5/Lab5_Report.docx
@@ -33,12 +33,17 @@
     </w:p>
     <w:p>
       <w:r>
-        <w:t>In this lab I worked on adversarial search. There are two players: MAX wants the biggest score and MIN wants the smallest score for MAX. In minimax, the values of the leaf nodes are passed up the tree level by level - at a MAX level the bigger child value is taken, at a MIN level the smaller one. Alpha-beta pruning does the same thing, but it keeps two bounds, alpha (the best value MAX is sure of so far) and beta (the best value MIN is sure of so far). When alpha becomes greater than or equal to beta on a branch, that branch cannot change the final answer, so the program skips it.</w:t>
+        <w:t>In this lab I worked on adversarial search, which is search against an opponent. One player is MAX, he wants the biggest score. The other is MIN, he wants the smallest score for MAX. In minimax the leaf values move up the tree one level at a time. At a MAX level the bigger child value is picked, at a MIN level the smaller one. Like this the root gets its value in the end.</w:t>
       </w:r>
     </w:p>
     <w:p>
       <w:r>
-        <w:t>I used one fixed tree of depth 3 with 8 leaf scores: 3, 5, 2, 9, 3, 5, 2, 9. The root is a MAX node, the next level is MIN, then MAX, then the leaves. My program is in the file lab5_minimax_alphabeta.py. I also added a leaf counter in both functions, because the lab task asked to count how many leaves each algorithm actually checks.</w:t>
+        <w:t>Alpha-beta pruning gives the same answer but does less work. It keeps two bounds while searching. Alpha is the best value MAX has already secured, beta is the best value MIN has already secured. If on some branch alpha becomes equal to beta or bigger than it, that branch is useless now, it cannot change the result, so the program does not go in it.</w:t>
+      </w:r>
+    </w:p>
+    <w:p>
+      <w:r>
+        <w:t>For this lab I took a fixed tree, depth 3, with these 8 leaf scores: 3, 5, 2, 9, 3, 5, 2, 9. The root is MAX, the next level is MIN, then MAX, then the leaves. My program is in the file lab5_minimax_alphabeta.py. The lab task also asked for a leaf counter in both algorithms, so I added one counter in minimax and one in alpha-beta.</w:t>
       </w:r>
     </w:p>
     <w:p>
@@ -52,7 +57,7 @@
     </w:p>
     <w:p>
       <w:r>
-        <w:t>First I traced the tree by hand from the bottom, the same way the program does it:</w:t>
+        <w:t>Before running the code I traced the tree by hand, from the leaves upward:</w:t>
       </w:r>
     </w:p>
     <w:tbl>
@@ -238,7 +243,7 @@
     </w:tbl>
     <w:p>
       <w:r>
-        <w:t>So the optimal value of the game is 5. Both first moves give 5 (the left subtree gives 5 and the right subtree also gives 5), so MAX can take either move; my program reports the values of both moves.</w:t>
+        <w:t>So by hand the answer of the game is 5. One more thing, both first moves are giving 5. The left subtree gives 5 and the right one also gives 5, so MAX is not losing anything on any side. My program also prints both move values separately.</w:t>
       </w:r>
     </w:p>
     <w:p>
@@ -252,7 +257,7 @@
     </w:p>
     <w:p>
       <w:r>
-        <w:t>When I ran the program, I got this output:</w:t>
+        <w:t>Then I ran the program and got this output:</w:t>
       </w:r>
     </w:p>
     <w:p>
@@ -320,7 +325,7 @@
     </w:p>
     <w:p>
       <w:r>
-        <w:t>Both algorithms returned the same root value, 5, which matches my hand trace. The difference is the work: minimax checked all 8 leaves, alpha-beta checked only 6. The two leaves that were skipped are the last pair (2, 9). By the time the program reached the right side of the tree, MAX was already sure of 5 from the left side (alpha = 5), and the first MAX node on the right side also came out as 5, so the MIN node above it dropped beta to 5. With alpha &gt;= beta, the last branch could not change anything, so it was pruned.</w:t>
+        <w:t>The root value from both algorithms is 5, same as my hand trace, so that part is fine. The difference is only in leaves checked. Minimax checked all 8 leaves. Alpha-beta checked 6. The last two leaves, 2 and 9, were never touched. The reason is that when the search reached the right half, MAX had already got 5 from the left half, so alpha was 5. The first MAX node of the right half also returned 5, and the MIN node above it brought beta down to 5. Now alpha &gt;= beta, so the last branch was dead and it got pruned.</w:t>
       </w:r>
     </w:p>
     <w:p>
@@ -334,7 +339,7 @@
     </w:p>
     <w:p>
       <w:r>
-        <w:t>For the third lab task I kept the same leaf values but changed their order to 9, 2, 5, 3, 9, 2, 5, 3 - basically the worse values first. The output was:</w:t>
+        <w:t>For the third task I changed only the order of the leaves: 9, 2, 5, 3, 9, 2, 5, 3. The values are the same, only their positions moved, the bad ones coming first now. The output was:</w:t>
       </w:r>
     </w:p>
     <w:p>
@@ -375,7 +380,7 @@
     </w:p>
     <w:p>
       <w:r>
-        <w:t>The value stayed 5, same as before, which shows pruning never changes the minimax answer. But this time alpha-beta also checked all 8 leaves - no pruning happened at all. So how much alpha-beta saves depends fully on the order in which the branches are visited: good ordering prunes, bad ordering does not.</w:t>
+        <w:t>The value is 5 again. So the answer of alpha-beta does not depend on order, pruning cannot change the minimax answer. But the leaves this time are 8, not 6. No branch was pruned at all. This showed me that pruning is not fully in the algorithm's control, it depends on the order in which branches are visited. Good order, more pruning. Bad order, no pruning.</w:t>
       </w:r>
     </w:p>
     <w:p>
@@ -389,22 +394,22 @@
     </w:p>
     <w:p>
       <w:r>
-        <w:t>What I learned today: minimax is simple to understand but it wastes time on branches that cannot matter, and alpha-beta fixes exactly that waste using the alpha and beta bounds. I also understood that MAX assumes MIN will always pick the worst move for MAX, which is why the values pass up the way they do.</w:t>
+        <w:t>What I learned today: minimax is easy to understand, but it wastes its time on branches that cannot matter at all, and alpha-beta removes this waste with the alpha and beta bounds. I also properly understood why MAX always assumes MIN will play the worst move against him, the whole passing of values up depends on this.</w:t>
       </w:r>
     </w:p>
     <w:p>
       <w:r>
-        <w:t>What surprised me: in the first version of my code I put the leaf counter in the wrong place - I was counting every node, not only the leaves, so both algorithms showed big numbers and I could not see any difference. Then I moved the counter inside the base case (depth == tree depth), where a leaf is actually evaluated, and the numbers became 8 and 6 like they should be.</w:t>
+        <w:t>What surprised me: the first time I ran my code, both algorithms were showing big leaf numbers and almost no difference between them. My mistake was the counter, I had put it at the start of the function so it was counting every node, not the leaves. When I moved it in the base case, where depth == tree depth and a leaf is really seen, the numbers became 8 and 6 and the difference became clear.</w:t>
       </w:r>
     </w:p>
     <w:p>
       <w:r>
-        <w:t>How I will apply this in a real AI system: games like tic-tac-toe or chess use this same idea - the program looks ahead, assumes the opponent plays well, and prunes the lines that cannot change the decision, which is what makes deep search possible in the given time.</w:t>
+        <w:t>How I will apply this in a real AI system: in games like tic-tac-toe or chess the program also looks ahead like this. It assumes the opponent will not make a mistake, and it cuts the lines that cannot change the decision. Without this cutting, deep search would take too long.</w:t>
       </w:r>
     </w:p>
     <w:p>
       <w:r>
-        <w:t>What I would do differently next time: I would first try ordering the moves so that the likely best moves come first, because the reordering test showed the ordering decides how much pruning we get. I would also like to try the same code on a real tic-tac-toe board instead of fixed leaf scores.</w:t>
+        <w:t>What I would do differently next time: first I would order the moves so that the expected good moves come first, because my reordering test proved that ordering decides how much pruning happens. After that I want to try the same code on a real tic-tac-toe board instead of fixed leaf scores.</w:t>
       </w:r>
     </w:p>
     <w:sectPr>
